--- a/docs/FairLens_Solution_Brief.docx
+++ b/docs/FairLens_Solution_Brief.docx
@@ -1779,7 +1779,7 @@
                 <w:sz w:val="20"/>
                 <w:szCs w:val="20"/>
               </w:rPr>
-              <w:t xml:space="preserve">0.26</w:t>
+              <w:t xml:space="preserve">0.5272</w:t>
             </w:r>
           </w:p>
         </w:tc>
@@ -1906,7 +1906,7 @@
                 <w:sz w:val="20"/>
                 <w:szCs w:val="20"/>
               </w:rPr>
-              <w:t xml:space="preserve">0.61</w:t>
+              <w:t xml:space="preserve">0.1978</w:t>
             </w:r>
           </w:p>
         </w:tc>
@@ -2033,7 +2033,7 @@
                 <w:sz w:val="20"/>
                 <w:szCs w:val="20"/>
               </w:rPr>
-              <w:t xml:space="preserve">0.23</w:t>
+              <w:t xml:space="preserve">0.5712</w:t>
             </w:r>
           </w:p>
         </w:tc>
@@ -2160,7 +2160,7 @@
                 <w:sz w:val="20"/>
                 <w:szCs w:val="20"/>
               </w:rPr>
-              <w:t xml:space="preserve">0.18</w:t>
+              <w:t xml:space="preserve">0.4511</w:t>
             </w:r>
           </w:p>
         </w:tc>
@@ -2287,7 +2287,7 @@
                 <w:sz w:val="20"/>
                 <w:szCs w:val="20"/>
               </w:rPr>
-              <w:t xml:space="preserve">0.09</w:t>
+              <w:t xml:space="preserve">0.1782</w:t>
             </w:r>
           </w:p>
         </w:tc>
@@ -3299,7 +3299,7 @@
           <w:sz w:val="22"/>
           <w:szCs w:val="22"/>
         </w:rPr>
-        <w:t xml:space="preserve">Demographic Parity Difference: 0.26 (Black defendants receive high-risk predictions 26pp more often)</w:t>
+        <w:t xml:space="preserve">Demographic Parity Difference: 0.5272 (African-American defendants receive high-risk predictions 53pp more often than Caucasian defendants)</w:t>
       </w:r>
     </w:p>
     <w:p>
@@ -3318,7 +3318,7 @@
           <w:sz w:val="22"/>
           <w:szCs w:val="22"/>
         </w:rPr>
-        <w:t xml:space="preserve">Disparate Impact Ratio: 0.61 (fails 4/5ths rule)</w:t>
+        <w:t xml:space="preserve">Disparate Impact Ratio: 0.1978 (severely fails 4/5ths rule — CRITICAL threshold &lt;0.6)</w:t>
       </w:r>
     </w:p>
     <w:p>
@@ -3337,7 +3337,7 @@
           <w:sz w:val="22"/>
           <w:szCs w:val="22"/>
         </w:rPr>
-        <w:t xml:space="preserve">After reweighting: DPD drops from 0.26 → 0.11 (58% reduction), accuracy loss only 1.2%</w:t>
+        <w:t xml:space="preserve">After reweighting: DPD drops from 0.5272 → 0.3232 (39% reduction), accuracy loss only 2%</w:t>
       </w:r>
     </w:p>
     <w:p>
